--- a/작업일지/14주차.docx
+++ b/작업일지/14주차.docx
@@ -388,18 +388,38 @@
             <w:pPr>
               <w:jc w:val="left"/>
               <w:rPr>
-                <w:b/>
-                <w:bCs/>
-              </w:rPr>
-            </w:pPr>
-            <w:r>
-              <w:rPr>
                 <w:lang w:eastAsia="ko-KR"/>
                 <w:b/>
                 <w:bCs/>
                 <w:rtl w:val="off"/>
               </w:rPr>
+            </w:pPr>
+            <w:r>
+              <w:rPr>
+                <w:lang w:eastAsia="ko-KR"/>
+                <w:b/>
+                <w:bCs/>
+                <w:rtl w:val="off"/>
+              </w:rPr>
               <w:t>엔진이 dds 파일이 없으면 png 파일을 읽도록 스마트한 texture 매핑 구축</w:t>
+            </w:r>
+          </w:p>
+          <w:p>
+            <w:pPr>
+              <w:jc w:val="left"/>
+              <w:rPr>
+                <w:b/>
+                <w:bCs/>
+              </w:rPr>
+            </w:pPr>
+            <w:r>
+              <w:rPr>
+                <w:lang w:eastAsia="ko-KR"/>
+                <w:b/>
+                <w:bCs/>
+                <w:rtl w:val="off"/>
+              </w:rPr>
+              <w:t>Q, E로 상하 이동 추가</w:t>
             </w:r>
           </w:p>
         </w:tc>
@@ -905,7 +925,7 @@
         <w:spacing w:after="160" w:line="259" w:lineRule="auto"/>
         <w:rPr>
           <w:lang w:val="en-US" w:eastAsia="ko-KR" w:bidi="ar-SA"/>
-          <w:rFonts w:ascii="맑은 고딕" w:eastAsia="맑은 고딕" w:hAnsi="맑은 고딕" w:cs="맑은 고딕"/>
+          <w:rFonts w:ascii="맑은 고딕" w:eastAsia="맑은 고딕" w:hAnsi="맑은 고딕" w:cs="맑은 고딕" w:hint="eastAsia"/>
           <w:b/>
           <w:bCs/>
           <w:szCs w:val="22"/>
@@ -913,6 +933,34 @@
           <w:rtl w:val="off"/>
         </w:rPr>
       </w:pPr>
+    </w:p>
+    <w:p>
+      <w:pPr>
+        <w:autoSpaceDE w:val="off"/>
+        <w:autoSpaceDN w:val="off"/>
+        <w:widowControl w:val="off"/>
+        <w:wordWrap w:val="off"/>
+        <w:jc w:val="left"/>
+        <w:spacing w:after="160" w:line="259" w:lineRule="auto"/>
+        <w:rPr>
+          <w:lang w:val="en-US" w:eastAsia="ko-KR" w:bidi="ar-SA"/>
+          <w:rFonts w:ascii="맑은 고딕" w:eastAsia="맑은 고딕" w:hAnsi="맑은 고딕" w:cs="맑은 고딕"/>
+          <w:b/>
+          <w:bCs/>
+          <w:szCs w:val="22"/>
+          <w:kern w:val="2"/>
+          <w:rtl w:val="off"/>
+        </w:rPr>
+      </w:pPr>
+      <w:r>
+        <w:rPr>
+          <w:lang w:eastAsia="ko-KR"/>
+          <w:b/>
+          <w:bCs/>
+          <w:rtl w:val="off"/>
+        </w:rPr>
+        <w:t>Q, E로 상하 이동 추가 -&gt; 필드를 깔았을 때 점프로 변경 예정</w:t>
+      </w:r>
     </w:p>
     <w:p>
       <w:pPr>
@@ -1418,7 +1466,7 @@
     <w:lsdException w:name="E-mail Signature" w:semiHidden="1" w:unhideWhenUsed="1"/>
     <w:lsdException w:name="HTML Top of Form" w:semiHidden="1" w:unhideWhenUsed="1"/>
     <w:lsdException w:name="HTML Bottom of Form" w:semiHidden="1" w:unhideWhenUsed="1"/>
-    <w:lsdException w:name="Normal (Web)" w:semiHidden="1" w:uiPriority="153" w:unhideWhenUsed="1"/>
+    <w:lsdException w:name="Normal (Web)" w:semiHidden="1" w:uiPriority="339" w:unhideWhenUsed="1"/>
     <w:lsdException w:name="HTML Acronym" w:semiHidden="1" w:unhideWhenUsed="1"/>
     <w:lsdException w:name="HTML Address" w:semiHidden="1" w:unhideWhenUsed="1"/>
     <w:lsdException w:name="HTML Cite" w:semiHidden="1" w:unhideWhenUsed="1"/>
@@ -1594,7 +1642,7 @@
     <w:lsdException w:name="Smart Hyperlink" w:semiHidden="1" w:unhideWhenUsed="1"/>
     <w:lsdException w:name="Hashtag" w:semiHidden="1" w:unhideWhenUsed="1"/>
     <w:lsdException w:name="Unresolved Mention" w:semiHidden="1" w:unhideWhenUsed="1"/>
-    <w:lsdException w:name="Smart Link" w:semiHidden="1" w:uiPriority="153" w:unhideWhenUsed="1"/>
+    <w:lsdException w:name="Smart Link" w:semiHidden="1" w:uiPriority="339" w:unhideWhenUsed="1"/>
   </w:latentStyles>
   <w:style w:type="paragraph" w:default="1" w:styleId="a">
     <w:name w:val="Normal"/>

--- a/작업일지/14주차.docx
+++ b/작업일지/14주차.docx
@@ -1,6 +1,6 @@
 
 <file path=word/document.xml><?xml version="1.0" encoding="utf-8"?>
-<w:document xmlns:wpc="http://schemas.microsoft.com/office/word/2010/wordprocessingCanvas" xmlns:mc="http://schemas.openxmlformats.org/markup-compatibility/2006" xmlns:o="urn:schemas-microsoft-com:office:office" xmlns:r="http://schemas.openxmlformats.org/officeDocument/2006/relationships" xmlns:m="http://schemas.openxmlformats.org/officeDocument/2006/math" xmlns:v="urn:schemas-microsoft-com:vml" xmlns:wp14="http://schemas.microsoft.com/office/word/2010/wordprocessingDrawing" xmlns:wp="http://schemas.openxmlformats.org/drawingml/2006/wordprocessingDrawing" xmlns:w10="urn:schemas-microsoft-com:office:word" xmlns:w="http://schemas.openxmlformats.org/wordprocessingml/2006/main" xmlns:w14="http://schemas.microsoft.com/office/word/2010/wordml" xmlns:w15="http://schemas.microsoft.com/office/word/2012/wordml" xmlns:wpg="http://schemas.microsoft.com/office/word/2010/wordprocessingGroup" xmlns:wpi="http://schemas.microsoft.com/office/word/2010/wordprocessingInk" xmlns:wne="http://schemas.microsoft.com/office/word/2006/wordml" xmlns:wps="http://schemas.microsoft.com/office/word/2010/wordprocessingShape">
+<w:document xmlns:wpc="http://schemas.microsoft.com/office/word/2010/wordprocessingCanvas" xmlns:cx="http://schemas.microsoft.com/office/drawing/2014/chartex" xmlns:cx1="http://schemas.microsoft.com/office/drawing/2015/9/8/chartex" xmlns:cx2="http://schemas.microsoft.com/office/drawing/2015/10/21/chartex" xmlns:cx3="http://schemas.microsoft.com/office/drawing/2016/5/9/chartex" xmlns:cx4="http://schemas.microsoft.com/office/drawing/2016/5/10/chartex" xmlns:cx5="http://schemas.microsoft.com/office/drawing/2016/5/11/chartex" xmlns:cx6="http://schemas.microsoft.com/office/drawing/2016/5/12/chartex" xmlns:cx7="http://schemas.microsoft.com/office/drawing/2016/5/13/chartex" xmlns:cx8="http://schemas.microsoft.com/office/drawing/2016/5/14/chartex" xmlns:mc="http://schemas.openxmlformats.org/markup-compatibility/2006" xmlns:aink="http://schemas.microsoft.com/office/drawing/2016/ink" xmlns:am3d="http://schemas.microsoft.com/office/drawing/2017/model3d" xmlns:o="urn:schemas-microsoft-com:office:office" xmlns:oel="http://schemas.microsoft.com/office/2019/extlst" xmlns:r="http://schemas.openxmlformats.org/officeDocument/2006/relationships" xmlns:m="http://schemas.openxmlformats.org/officeDocument/2006/math" xmlns:v="urn:schemas-microsoft-com:vml" xmlns:wp14="http://schemas.microsoft.com/office/word/2010/wordprocessingDrawing" xmlns:wp="http://schemas.openxmlformats.org/drawingml/2006/wordprocessingDrawing" xmlns:w10="urn:schemas-microsoft-com:office:word" xmlns:w="http://schemas.openxmlformats.org/wordprocessingml/2006/main" xmlns:w14="http://schemas.microsoft.com/office/word/2010/wordml" xmlns:w15="http://schemas.microsoft.com/office/word/2012/wordml" xmlns:w16cex="http://schemas.microsoft.com/office/word/2018/wordml/cex" xmlns:w16cid="http://schemas.microsoft.com/office/word/2016/wordml/cid" xmlns:w16="http://schemas.microsoft.com/office/word/2018/wordml" xmlns:w16du="http://schemas.microsoft.com/office/word/2023/wordml/word16du" xmlns:w16sdtdh="http://schemas.microsoft.com/office/word/2020/wordml/sdtdatahash" xmlns:w16sdtfl="http://schemas.microsoft.com/office/word/2024/wordml/sdtformatlock" xmlns:w16se="http://schemas.microsoft.com/office/word/2015/wordml/symex" xmlns:wpg="http://schemas.microsoft.com/office/word/2010/wordprocessingGroup" xmlns:wpi="http://schemas.microsoft.com/office/word/2010/wordprocessingInk" xmlns:wne="http://schemas.microsoft.com/office/word/2006/wordml" xmlns:wps="http://schemas.microsoft.com/office/word/2010/wordprocessingShape" mc:Ignorable="w14 w15 w16se w16cid w16 w16cex w16sdtdh w16sdtfl w16du wp14">
   <w:body>
     <w:tbl>
       <w:tblPr>
@@ -19,7 +19,7 @@
       </w:tblGrid>
       <w:tr>
         <w:trPr>
-          <w:trHeight w:val="888" w:hRule="atLeast"/>
+          <w:trHeight w:val="888"/>
         </w:trPr>
         <w:tc>
           <w:tcPr>
@@ -93,11 +93,6 @@
                 <w:szCs w:val="20"/>
               </w:rPr>
               <w:br/>
-            </w:r>
-            <w:r>
-              <w:rPr>
-                <w:szCs w:val="20"/>
-              </w:rPr>
               <w:t>2021180035 임찬진</w:t>
             </w:r>
           </w:p>
@@ -150,7 +145,7 @@
       </w:tr>
       <w:tr>
         <w:trPr>
-          <w:trHeight w:val="648" w:hRule="atLeast"/>
+          <w:trHeight w:val="648"/>
         </w:trPr>
         <w:tc>
           <w:tcPr>
@@ -192,16 +187,7 @@
                 <w:rFonts w:hint="eastAsia"/>
                 <w:b/>
               </w:rPr>
-              <w:t>1</w:t>
-            </w:r>
-            <w:r>
-              <w:rPr>
-                <w:lang w:eastAsia="ko-KR"/>
-                <w:rFonts w:hint="eastAsia"/>
-                <w:b/>
-                <w:rtl w:val="off"/>
-              </w:rPr>
-              <w:t>4</w:t>
+              <w:t>14</w:t>
             </w:r>
           </w:p>
         </w:tc>
@@ -246,56 +232,28 @@
                 <w:rFonts w:hint="eastAsia"/>
                 <w:b/>
               </w:rPr>
-              <w:t>2025.</w:t>
-            </w:r>
-            <w:r>
-              <w:rPr>
-                <w:rFonts w:hint="eastAsia"/>
-                <w:b/>
-              </w:rPr>
-              <w:t>1</w:t>
-            </w:r>
-            <w:r>
-              <w:rPr>
-                <w:rFonts w:hint="eastAsia"/>
-                <w:b/>
-              </w:rPr>
-              <w:t>1.10</w:t>
-            </w:r>
-            <w:r>
-              <w:rPr>
-                <w:rFonts w:hint="eastAsia"/>
-                <w:b/>
-              </w:rPr>
-              <w:t xml:space="preserve"> ~ 2025.</w:t>
-            </w:r>
-            <w:r>
-              <w:rPr>
-                <w:rFonts w:hint="eastAsia"/>
-                <w:b/>
-              </w:rPr>
-              <w:t>1</w:t>
-            </w:r>
-            <w:r>
-              <w:rPr>
-                <w:rFonts w:hint="eastAsia"/>
-                <w:b/>
-              </w:rPr>
-              <w:t>1</w:t>
-            </w:r>
-            <w:r>
-              <w:rPr>
-                <w:rFonts w:hint="eastAsia"/>
-                <w:b/>
-              </w:rPr>
-              <w:t>.</w:t>
-            </w:r>
-            <w:r>
-              <w:rPr>
-                <w:rFonts w:hint="eastAsia"/>
-                <w:b/>
-              </w:rPr>
-              <w:t>16</w:t>
+              <w:t>2025.11.1</w:t>
+            </w:r>
+            <w:r>
+              <w:rPr>
+                <w:rFonts w:hint="eastAsia"/>
+                <w:b/>
+              </w:rPr>
+              <w:t>7</w:t>
+            </w:r>
+            <w:r>
+              <w:rPr>
+                <w:rFonts w:hint="eastAsia"/>
+                <w:b/>
+              </w:rPr>
+              <w:t xml:space="preserve"> ~ 2025.11.</w:t>
+            </w:r>
+            <w:r>
+              <w:rPr>
+                <w:rFonts w:hint="eastAsia"/>
+                <w:b/>
+              </w:rPr>
+              <w:t>23</w:t>
             </w:r>
           </w:p>
         </w:tc>
@@ -353,7 +311,7 @@
       </w:tr>
       <w:tr>
         <w:trPr>
-          <w:trHeight w:val="1266" w:hRule="atLeast"/>
+          <w:trHeight w:val="1266"/>
         </w:trPr>
         <w:tc>
           <w:tcPr>
@@ -388,18 +346,14 @@
             <w:pPr>
               <w:jc w:val="left"/>
               <w:rPr>
-                <w:lang w:eastAsia="ko-KR"/>
                 <w:b/>
                 <w:bCs/>
-                <w:rtl w:val="off"/>
-              </w:rPr>
-            </w:pPr>
-            <w:r>
-              <w:rPr>
-                <w:lang w:eastAsia="ko-KR"/>
+              </w:rPr>
+            </w:pPr>
+            <w:r>
+              <w:rPr>
                 <w:b/>
                 <w:bCs/>
-                <w:rtl w:val="off"/>
               </w:rPr>
               <w:t>엔진이 dds 파일이 없으면 png 파일을 읽도록 스마트한 texture 매핑 구축</w:t>
             </w:r>
@@ -414,10 +368,8 @@
             </w:pPr>
             <w:r>
               <w:rPr>
-                <w:lang w:eastAsia="ko-KR"/>
                 <w:b/>
                 <w:bCs/>
-                <w:rtl w:val="off"/>
               </w:rPr>
               <w:t>Q, E로 상하 이동 추가</w:t>
             </w:r>
@@ -437,8 +389,8 @@
       <w:pPr>
         <w:rPr>
           <w:rFonts w:ascii="굴림" w:eastAsia="굴림" w:hAnsi="굴림" w:cs="굴림"/>
+          <w:kern w:val="0"/>
           <w:szCs w:val="24"/>
-          <w:kern w:val="0"/>
         </w:rPr>
       </w:pPr>
       <w:r>
@@ -452,529 +404,290 @@
     </w:p>
     <w:p>
       <w:pPr>
-        <w:autoSpaceDE w:val="off"/>
-        <w:autoSpaceDN w:val="off"/>
-        <w:widowControl w:val="off"/>
-        <w:wordWrap w:val="off"/>
         <w:jc w:val="left"/>
-        <w:spacing w:after="160" w:line="259" w:lineRule="auto"/>
-        <w:rPr>
-          <w:lang w:val="en-US" w:eastAsia="ko-KR" w:bidi="ar-SA"/>
-          <w:rFonts w:ascii="맑은 고딕" w:eastAsia="맑은 고딕" w:hAnsi="맑은 고딕" w:cs="맑은 고딕"/>
-          <w:b/>
-          <w:bCs/>
-          <w:szCs w:val="22"/>
-          <w:kern w:val="2"/>
-          <w:rtl w:val="off"/>
+        <w:rPr>
+          <w:rFonts w:ascii="맑은 고딕" w:eastAsia="맑은 고딕" w:hAnsi="맑은 고딕" w:cs="맑은 고딕"/>
+          <w:b/>
+          <w:bCs/>
         </w:rPr>
       </w:pPr>
       <w:r>
         <w:rPr>
-          <w:lang w:val="en-US" w:eastAsia="ko-KR" w:bidi="ar-SA"/>
-          <w:rFonts w:ascii="맑은 고딕" w:eastAsia="맑은 고딕" w:hAnsi="맑은 고딕" w:cs="맑은 고딕"/>
-          <w:b/>
-          <w:bCs/>
-          <w:szCs w:val="22"/>
-          <w:kern w:val="2"/>
-          <w:rtl w:val="off"/>
+          <w:rFonts w:ascii="맑은 고딕" w:eastAsia="맑은 고딕" w:hAnsi="맑은 고딕" w:cs="맑은 고딕"/>
+          <w:b/>
+          <w:bCs/>
         </w:rPr>
         <w:t>load_texture:</w:t>
       </w:r>
     </w:p>
     <w:p>
       <w:pPr>
-        <w:autoSpaceDE w:val="off"/>
-        <w:autoSpaceDN w:val="off"/>
-        <w:widowControl w:val="off"/>
-        <w:wordWrap w:val="off"/>
         <w:jc w:val="left"/>
-        <w:spacing w:after="160" w:line="259" w:lineRule="auto"/>
-        <w:rPr>
-          <w:lang w:val="en-US" w:eastAsia="ko-KR" w:bidi="ar-SA"/>
-          <w:rFonts w:ascii="맑은 고딕" w:eastAsia="맑은 고딕" w:hAnsi="맑은 고딕" w:cs="맑은 고딕"/>
-          <w:b/>
-          <w:bCs/>
-          <w:szCs w:val="22"/>
-          <w:kern w:val="2"/>
-          <w:rtl w:val="off"/>
+        <w:rPr>
+          <w:rFonts w:ascii="맑은 고딕" w:eastAsia="맑은 고딕" w:hAnsi="맑은 고딕" w:cs="맑은 고딕"/>
+          <w:b/>
+          <w:bCs/>
         </w:rPr>
       </w:pPr>
       <w:r>
         <w:rPr>
-          <w:lang w:val="en-US" w:eastAsia="ko-KR" w:bidi="ar-SA"/>
-          <w:rFonts w:ascii="맑은 고딕" w:eastAsia="맑은 고딕" w:hAnsi="맑은 고딕" w:cs="맑은 고딕"/>
-          <w:b/>
-          <w:bCs/>
-          <w:szCs w:val="22"/>
-          <w:kern w:val="2"/>
-          <w:rtl w:val="off"/>
+          <w:rFonts w:ascii="맑은 고딕" w:eastAsia="맑은 고딕" w:hAnsi="맑은 고딕" w:cs="맑은 고딕"/>
+          <w:b/>
+          <w:bCs/>
         </w:rPr>
         <w:t>인자로 받은 파일 경로(.../texture.png)를 기반으로 .dds 버전의 경로(.../texture.dds)를 동적으로 생성합니다.</w:t>
       </w:r>
     </w:p>
     <w:p>
       <w:pPr>
-        <w:autoSpaceDE w:val="off"/>
-        <w:autoSpaceDN w:val="off"/>
-        <w:widowControl w:val="off"/>
-        <w:wordWrap w:val="off"/>
         <w:jc w:val="left"/>
-        <w:spacing w:after="160" w:line="259" w:lineRule="auto"/>
-        <w:rPr>
-          <w:lang w:val="en-US" w:eastAsia="ko-KR" w:bidi="ar-SA"/>
-          <w:rFonts w:ascii="맑은 고딕" w:eastAsia="맑은 고딕" w:hAnsi="맑은 고딕" w:cs="맑은 고딕"/>
-          <w:b/>
-          <w:bCs/>
-          <w:szCs w:val="22"/>
-          <w:kern w:val="2"/>
-          <w:rtl w:val="off"/>
+        <w:rPr>
+          <w:rFonts w:ascii="맑은 고딕" w:eastAsia="맑은 고딕" w:hAnsi="맑은 고딕" w:cs="맑은 고딕"/>
+          <w:b/>
+          <w:bCs/>
         </w:rPr>
       </w:pPr>
       <w:r>
         <w:rPr>
-          <w:lang w:val="en-US" w:eastAsia="ko-KR" w:bidi="ar-SA"/>
-          <w:rFonts w:ascii="맑은 고딕" w:eastAsia="맑은 고딕" w:hAnsi="맑은 고딕" w:cs="맑은 고딕"/>
-          <w:b/>
-          <w:bCs/>
-          <w:szCs w:val="22"/>
-          <w:kern w:val="2"/>
-          <w:rtl w:val="off"/>
+          <w:rFonts w:ascii="맑은 고딕" w:eastAsia="맑은 고딕" w:hAnsi="맑은 고딕" w:cs="맑은 고딕"/>
+          <w:b/>
+          <w:bCs/>
         </w:rPr>
         <w:t>LoadDDSTextureFromFile로 .dds 로드를 먼저 시도</w:t>
       </w:r>
     </w:p>
     <w:p>
       <w:pPr>
-        <w:autoSpaceDE w:val="off"/>
-        <w:autoSpaceDN w:val="off"/>
-        <w:widowControl w:val="off"/>
-        <w:wordWrap w:val="off"/>
         <w:jc w:val="left"/>
-        <w:spacing w:after="160" w:line="259" w:lineRule="auto"/>
-        <w:rPr>
-          <w:lang w:val="en-US" w:eastAsia="ko-KR" w:bidi="ar-SA"/>
-          <w:rFonts w:ascii="맑은 고딕" w:eastAsia="맑은 고딕" w:hAnsi="맑은 고딕" w:cs="맑은 고딕" w:hint="eastAsia"/>
-          <w:b/>
-          <w:bCs/>
-          <w:szCs w:val="22"/>
-          <w:kern w:val="2"/>
-          <w:rtl w:val="off"/>
+        <w:rPr>
+          <w:rFonts w:ascii="맑은 고딕" w:eastAsia="맑은 고딕" w:hAnsi="맑은 고딕" w:cs="맑은 고딕"/>
+          <w:b/>
+          <w:bCs/>
         </w:rPr>
       </w:pPr>
       <w:r>
         <w:rPr>
-          <w:lang w:val="en-US" w:eastAsia="ko-KR" w:bidi="ar-SA"/>
-          <w:rFonts w:ascii="맑은 고딕" w:eastAsia="맑은 고딕" w:hAnsi="맑은 고딕" w:cs="맑은 고딕"/>
-          <w:b/>
-          <w:bCs/>
-          <w:szCs w:val="22"/>
-          <w:kern w:val="2"/>
-          <w:rtl w:val="off"/>
+          <w:rFonts w:ascii="맑은 고딕" w:eastAsia="맑은 고딕" w:hAnsi="맑은 고딕" w:cs="맑은 고딕"/>
+          <w:b/>
+          <w:bCs/>
         </w:rPr>
         <w:t>실패하면, 원본 경로를 LoadWICTextureFromFile에 넘겨 PNG, JPG 등의 로드를 시도</w:t>
       </w:r>
     </w:p>
     <w:p>
       <w:pPr>
-        <w:autoSpaceDE w:val="off"/>
-        <w:autoSpaceDN w:val="off"/>
-        <w:widowControl w:val="off"/>
-        <w:wordWrap w:val="off"/>
         <w:jc w:val="left"/>
-        <w:spacing w:after="160" w:line="259" w:lineRule="auto"/>
-        <w:rPr>
-          <w:lang w:val="en-US" w:eastAsia="ko-KR" w:bidi="ar-SA"/>
-          <w:rFonts w:ascii="맑은 고딕" w:eastAsia="맑은 고딕" w:hAnsi="맑은 고딕" w:cs="맑은 고딕"/>
-          <w:b/>
-          <w:bCs/>
-          <w:szCs w:val="22"/>
-          <w:kern w:val="2"/>
-          <w:rtl w:val="off"/>
-        </w:rPr>
-      </w:pPr>
-    </w:p>
-    <w:p>
-      <w:pPr>
-        <w:autoSpaceDE w:val="off"/>
-        <w:autoSpaceDN w:val="off"/>
-        <w:widowControl w:val="off"/>
-        <w:wordWrap w:val="off"/>
+        <w:rPr>
+          <w:rFonts w:ascii="맑은 고딕" w:eastAsia="맑은 고딕" w:hAnsi="맑은 고딕" w:cs="맑은 고딕"/>
+          <w:b/>
+          <w:bCs/>
+        </w:rPr>
+      </w:pPr>
+    </w:p>
+    <w:p>
+      <w:pPr>
         <w:jc w:val="left"/>
-        <w:spacing w:after="160" w:line="259" w:lineRule="auto"/>
-        <w:rPr>
-          <w:lang w:val="en-US" w:eastAsia="ko-KR" w:bidi="ar-SA"/>
-          <w:rFonts w:ascii="맑은 고딕" w:eastAsia="맑은 고딕" w:hAnsi="맑은 고딕" w:cs="맑은 고딕"/>
-          <w:b/>
-          <w:bCs/>
-          <w:szCs w:val="22"/>
-          <w:kern w:val="2"/>
-          <w:rtl w:val="off"/>
+        <w:rPr>
+          <w:rFonts w:ascii="맑은 고딕" w:eastAsia="맑은 고딕" w:hAnsi="맑은 고딕" w:cs="맑은 고딕"/>
+          <w:b/>
+          <w:bCs/>
         </w:rPr>
       </w:pPr>
       <w:r>
         <w:rPr>
-          <w:lang w:val="en-US" w:eastAsia="ko-KR" w:bidi="ar-SA"/>
-          <w:rFonts w:ascii="맑은 고딕" w:eastAsia="맑은 고딕" w:hAnsi="맑은 고딕" w:cs="맑은 고딕"/>
-          <w:b/>
-          <w:bCs/>
-          <w:szCs w:val="22"/>
-          <w:kern w:val="2"/>
-          <w:rtl w:val="off"/>
+          <w:rFonts w:ascii="맑은 고딕" w:eastAsia="맑은 고딕" w:hAnsi="맑은 고딕" w:cs="맑은 고딕"/>
+          <w:b/>
+          <w:bCs/>
         </w:rPr>
         <w:t>load_materials_from_gltf:</w:t>
       </w:r>
     </w:p>
     <w:p>
       <w:pPr>
-        <w:autoSpaceDE w:val="off"/>
-        <w:autoSpaceDN w:val="off"/>
-        <w:widowControl w:val="off"/>
-        <w:wordWrap w:val="off"/>
         <w:jc w:val="left"/>
-        <w:spacing w:after="160" w:line="259" w:lineRule="auto"/>
-        <w:rPr>
-          <w:lang w:val="en-US" w:eastAsia="ko-KR" w:bidi="ar-SA"/>
-          <w:rFonts w:ascii="맑은 고딕" w:eastAsia="맑은 고딕" w:hAnsi="맑은 고딕" w:cs="맑은 고딕"/>
-          <w:b/>
-          <w:bCs/>
-          <w:szCs w:val="22"/>
-          <w:kern w:val="2"/>
-          <w:rtl w:val="off"/>
+        <w:rPr>
+          <w:rFonts w:ascii="맑은 고딕" w:eastAsia="맑은 고딕" w:hAnsi="맑은 고딕" w:cs="맑은 고딕"/>
+          <w:b/>
+          <w:bCs/>
         </w:rPr>
       </w:pPr>
       <w:r>
         <w:rPr>
-          <w:lang w:val="en-US" w:eastAsia="ko-KR" w:bidi="ar-SA"/>
-          <w:rFonts w:ascii="맑은 고딕" w:eastAsia="맑은 고딕" w:hAnsi="맑은 고딕" w:cs="맑은 고딕"/>
-          <w:b/>
-          <w:bCs/>
-          <w:szCs w:val="22"/>
-          <w:kern w:val="2"/>
-          <w:rtl w:val="off"/>
+          <w:rFonts w:ascii="맑은 고딕" w:eastAsia="맑은 고딕" w:hAnsi="맑은 고딕" w:cs="맑은 고딕"/>
+          <w:b/>
+          <w:bCs/>
         </w:rPr>
         <w:t>.dds 경로를 추측하고 파일 존재 여부를 확인하던 복잡한 코드를 모두 삭제</w:t>
       </w:r>
     </w:p>
     <w:p>
       <w:pPr>
-        <w:autoSpaceDE w:val="off"/>
-        <w:autoSpaceDN w:val="off"/>
-        <w:widowControl w:val="off"/>
-        <w:wordWrap w:val="off"/>
         <w:jc w:val="left"/>
-        <w:spacing w:after="160" w:line="259" w:lineRule="auto"/>
-        <w:rPr>
-          <w:lang w:val="en-US" w:eastAsia="ko-KR" w:bidi="ar-SA"/>
-          <w:rFonts w:ascii="맑은 고딕" w:eastAsia="맑은 고딕" w:hAnsi="맑은 고딕" w:cs="맑은 고딕" w:hint="eastAsia"/>
-          <w:b/>
-          <w:bCs/>
-          <w:szCs w:val="22"/>
-          <w:kern w:val="2"/>
-          <w:rtl w:val="off"/>
+        <w:rPr>
+          <w:rFonts w:ascii="맑은 고딕" w:eastAsia="맑은 고딕" w:hAnsi="맑은 고딕" w:cs="맑은 고딕"/>
+          <w:b/>
+          <w:bCs/>
         </w:rPr>
       </w:pPr>
       <w:r>
         <w:rPr>
-          <w:lang w:val="en-US" w:eastAsia="ko-KR" w:bidi="ar-SA"/>
-          <w:rFonts w:ascii="맑은 고딕" w:eastAsia="맑은 고딕" w:hAnsi="맑은 고딕" w:cs="맑은 고딕"/>
-          <w:b/>
-          <w:bCs/>
-          <w:szCs w:val="22"/>
-          <w:kern w:val="2"/>
-          <w:rtl w:val="off"/>
-        </w:rPr>
-        <w:t>이제 이 함수는 glTF 파일에 명시된 텍스처의 상대 경로를 가져와 glT</w:t>
+          <w:rFonts w:ascii="맑은 고딕" w:eastAsia="맑은 고딕" w:hAnsi="맑은 고딕" w:cs="맑은 고딕"/>
+          <w:b/>
+          <w:bCs/>
+        </w:rPr>
+        <w:t xml:space="preserve">이제 이 함수는 glTF 파일에 명시된 텍스처의 상대 경로를 가져와 glTF 파일의 기본 경로와 조합한 후, </w:t>
       </w:r>
+    </w:p>
+    <w:p>
+      <w:pPr>
+        <w:jc w:val="left"/>
+        <w:rPr>
+          <w:rFonts w:ascii="맑은 고딕" w:eastAsia="맑은 고딕" w:hAnsi="맑은 고딕" w:cs="맑은 고딕"/>
+          <w:b/>
+          <w:bCs/>
+        </w:rPr>
+      </w:pPr>
       <w:r>
         <w:rPr>
-          <w:lang w:val="en-US" w:eastAsia="ko-KR" w:bidi="ar-SA"/>
-          <w:rFonts w:ascii="맑은 고딕" w:eastAsia="맑은 고딕" w:hAnsi="맑은 고딕" w:cs="맑은 고딕"/>
-          <w:b/>
-          <w:bCs/>
-          <w:szCs w:val="22"/>
-          <w:kern w:val="2"/>
-          <w:rtl w:val="off"/>
-        </w:rPr>
-        <w:t xml:space="preserve">F 파일의 기본 경로와 조합한 후, </w:t>
-      </w:r>
-    </w:p>
-    <w:p>
-      <w:pPr>
-        <w:autoSpaceDE w:val="off"/>
-        <w:autoSpaceDN w:val="off"/>
-        <w:widowControl w:val="off"/>
-        <w:wordWrap w:val="off"/>
-        <w:jc w:val="left"/>
-        <w:spacing w:after="160" w:line="259" w:lineRule="auto"/>
-        <w:rPr>
-          <w:lang w:val="en-US" w:eastAsia="ko-KR" w:bidi="ar-SA"/>
-          <w:rFonts w:ascii="맑은 고딕" w:eastAsia="맑은 고딕" w:hAnsi="맑은 고딕" w:cs="맑은 고딕" w:hint="eastAsia"/>
-          <w:b/>
-          <w:bCs/>
-          <w:szCs w:val="22"/>
-          <w:kern w:val="2"/>
-          <w:rtl w:val="off"/>
-        </w:rPr>
-      </w:pPr>
-      <w:r>
-        <w:rPr>
-          <w:lang w:val="en-US" w:eastAsia="ko-KR" w:bidi="ar-SA"/>
-          <w:rFonts w:ascii="맑은 고딕" w:eastAsia="맑은 고딕" w:hAnsi="맑은 고딕" w:cs="맑은 고딕"/>
-          <w:b/>
-          <w:bCs/>
-          <w:szCs w:val="22"/>
-          <w:kern w:val="2"/>
-          <w:rtl w:val="off"/>
+          <w:rFonts w:ascii="맑은 고딕" w:eastAsia="맑은 고딕" w:hAnsi="맑은 고딕" w:cs="맑은 고딕"/>
+          <w:b/>
+          <w:bCs/>
         </w:rPr>
         <w:t>그 결과를 load_texture에 그대로 전달하는 단순한 역할만 수행</w:t>
       </w:r>
     </w:p>
     <w:p>
       <w:pPr>
-        <w:autoSpaceDE w:val="off"/>
-        <w:autoSpaceDN w:val="off"/>
-        <w:widowControl w:val="off"/>
-        <w:wordWrap w:val="off"/>
         <w:jc w:val="left"/>
-        <w:spacing w:after="160" w:line="259" w:lineRule="auto"/>
-        <w:rPr>
-          <w:lang w:val="en-US" w:eastAsia="ko-KR" w:bidi="ar-SA"/>
-          <w:rFonts w:ascii="맑은 고딕" w:eastAsia="맑은 고딕" w:hAnsi="맑은 고딕" w:cs="맑은 고딕"/>
-          <w:b/>
-          <w:bCs/>
-          <w:szCs w:val="22"/>
-          <w:kern w:val="2"/>
-          <w:rtl w:val="off"/>
-        </w:rPr>
-      </w:pPr>
-    </w:p>
-    <w:p>
-      <w:pPr>
-        <w:autoSpaceDE w:val="off"/>
-        <w:autoSpaceDN w:val="off"/>
-        <w:widowControl w:val="off"/>
-        <w:wordWrap w:val="off"/>
+        <w:rPr>
+          <w:rFonts w:ascii="맑은 고딕" w:eastAsia="맑은 고딕" w:hAnsi="맑은 고딕" w:cs="맑은 고딕"/>
+          <w:b/>
+          <w:bCs/>
+        </w:rPr>
+      </w:pPr>
+    </w:p>
+    <w:p>
+      <w:pPr>
         <w:jc w:val="left"/>
-        <w:spacing w:after="160" w:line="259" w:lineRule="auto"/>
-        <w:rPr>
-          <w:lang w:val="en-US" w:eastAsia="ko-KR" w:bidi="ar-SA"/>
-          <w:rFonts w:ascii="맑은 고딕" w:eastAsia="맑은 고딕" w:hAnsi="맑은 고딕" w:cs="맑은 고딕"/>
-          <w:b/>
-          <w:bCs/>
-          <w:szCs w:val="22"/>
-          <w:kern w:val="2"/>
-          <w:rtl w:val="off"/>
+        <w:rPr>
+          <w:rFonts w:ascii="맑은 고딕" w:eastAsia="맑은 고딕" w:hAnsi="맑은 고딕" w:cs="맑은 고딕"/>
+          <w:b/>
+          <w:bCs/>
         </w:rPr>
       </w:pPr>
       <w:r>
         <w:rPr>
-          <w:lang w:val="en-US" w:eastAsia="ko-KR" w:bidi="ar-SA"/>
-          <w:rFonts w:ascii="맑은 고딕" w:eastAsia="맑은 고딕" w:hAnsi="맑은 고딕" w:cs="맑은 고딕"/>
-          <w:b/>
-          <w:bCs/>
-          <w:szCs w:val="22"/>
-          <w:kern w:val="2"/>
-          <w:rtl w:val="off"/>
-        </w:rPr>
-        <w:t>따라서, load_materials_from_gltf</w:t>
+          <w:rFonts w:ascii="맑은 고딕" w:eastAsia="맑은 고딕" w:hAnsi="맑은 고딕" w:cs="맑은 고딕"/>
+          <w:b/>
+          <w:bCs/>
+        </w:rPr>
+        <w:t>따라서, load_materials_from_gltf의 역할은 glTF 파일을 해석하는 파서(Parser)의 역할.</w:t>
       </w:r>
+    </w:p>
+    <w:p>
+      <w:pPr>
+        <w:jc w:val="left"/>
+        <w:rPr>
+          <w:rFonts w:ascii="맑은 고딕" w:eastAsia="맑은 고딕" w:hAnsi="맑은 고딕" w:cs="맑은 고딕"/>
+          <w:b/>
+          <w:bCs/>
+        </w:rPr>
+      </w:pPr>
       <w:r>
         <w:rPr>
-          <w:lang w:val="en-US" w:eastAsia="ko-KR" w:bidi="ar-SA"/>
-          <w:rFonts w:ascii="맑은 고딕" w:eastAsia="맑은 고딕" w:hAnsi="맑은 고딕" w:cs="맑은 고딕"/>
-          <w:b/>
-          <w:bCs/>
-          <w:szCs w:val="22"/>
-          <w:kern w:val="2"/>
-          <w:rtl w:val="off"/>
-        </w:rPr>
-        <w:t>의 역할은 glTF 파일을 해석하는 파서(Parser)의 역할.</w:t>
+          <w:rFonts w:ascii="맑은 고딕" w:eastAsia="맑은 고딕" w:hAnsi="맑은 고딕" w:cs="맑은 고딕"/>
+          <w:b/>
+          <w:bCs/>
+        </w:rPr>
+        <w:t>load_texture의 역할은 어떤 경로가 들어오든, .dds버전을 먼저 찾아보고, 없으면 WIC 로더를 통해 원본을 로드하는 모든 폴백 과정을 내부에서 처리</w:t>
       </w:r>
     </w:p>
     <w:p>
       <w:pPr>
-        <w:autoSpaceDE w:val="off"/>
-        <w:autoSpaceDN w:val="off"/>
-        <w:widowControl w:val="off"/>
-        <w:wordWrap w:val="off"/>
         <w:jc w:val="left"/>
-        <w:spacing w:after="160" w:line="259" w:lineRule="auto"/>
-        <w:rPr>
-          <w:lang w:val="en-US" w:eastAsia="ko-KR" w:bidi="ar-SA"/>
-          <w:rFonts w:ascii="맑은 고딕" w:eastAsia="맑은 고딕" w:hAnsi="맑은 고딕" w:cs="맑은 고딕" w:hint="eastAsia"/>
-          <w:b/>
-          <w:bCs/>
-          <w:szCs w:val="22"/>
-          <w:kern w:val="2"/>
-          <w:rtl w:val="off"/>
+        <w:rPr>
+          <w:rFonts w:ascii="맑은 고딕" w:eastAsia="맑은 고딕" w:hAnsi="맑은 고딕" w:cs="맑은 고딕"/>
+          <w:b/>
+          <w:bCs/>
+        </w:rPr>
+      </w:pPr>
+    </w:p>
+    <w:p>
+      <w:pPr>
+        <w:jc w:val="left"/>
+        <w:rPr>
+          <w:rFonts w:ascii="맑은 고딕" w:eastAsia="맑은 고딕" w:hAnsi="맑은 고딕" w:cs="맑은 고딕"/>
+          <w:b/>
+          <w:bCs/>
         </w:rPr>
       </w:pPr>
       <w:r>
         <w:rPr>
-          <w:lang w:val="en-US" w:eastAsia="ko-KR" w:bidi="ar-SA"/>
-          <w:rFonts w:ascii="맑은 고딕" w:eastAsia="맑은 고딕" w:hAnsi="맑은 고딕" w:cs="맑은 고딕"/>
-          <w:b/>
-          <w:bCs/>
-          <w:szCs w:val="22"/>
-          <w:kern w:val="2"/>
-          <w:rtl w:val="off"/>
-        </w:rPr>
-        <w:t>load_texture</w:t>
-      </w:r>
-      <w:r>
-        <w:rPr>
-          <w:lang w:val="en-US" w:eastAsia="ko-KR" w:bidi="ar-SA"/>
-          <w:rFonts w:ascii="맑은 고딕" w:eastAsia="맑은 고딕" w:hAnsi="맑은 고딕" w:cs="맑은 고딕"/>
-          <w:b/>
-          <w:bCs/>
-          <w:szCs w:val="22"/>
-          <w:kern w:val="2"/>
-          <w:rtl w:val="off"/>
-        </w:rPr>
-        <w:t>의 역할은 어떤 경로가 들어오든, .dds버전을 먼저 찾아보고, 없으면 WIC 로더를 통해 원본을 로드하는 모든 폴백 과정을 내부에서 처리</w:t>
-      </w:r>
-    </w:p>
-    <w:p>
-      <w:pPr>
-        <w:autoSpaceDE w:val="off"/>
-        <w:autoSpaceDN w:val="off"/>
-        <w:widowControl w:val="off"/>
-        <w:wordWrap w:val="off"/>
-        <w:jc w:val="left"/>
-        <w:spacing w:after="160" w:line="259" w:lineRule="auto"/>
-        <w:rPr>
-          <w:lang w:val="en-US" w:eastAsia="ko-KR" w:bidi="ar-SA"/>
-          <w:rFonts w:ascii="맑은 고딕" w:eastAsia="맑은 고딕" w:hAnsi="맑은 고딕" w:cs="맑은 고딕" w:hint="eastAsia"/>
-          <w:b/>
-          <w:bCs/>
-          <w:szCs w:val="22"/>
-          <w:kern w:val="2"/>
-          <w:rtl w:val="off"/>
-        </w:rPr>
-      </w:pPr>
-    </w:p>
-    <w:p>
-      <w:pPr>
-        <w:autoSpaceDE w:val="off"/>
-        <w:autoSpaceDN w:val="off"/>
-        <w:widowControl w:val="off"/>
-        <w:wordWrap w:val="off"/>
-        <w:jc w:val="left"/>
-        <w:spacing w:after="160" w:line="259" w:lineRule="auto"/>
-        <w:rPr>
-          <w:lang w:val="en-US" w:eastAsia="ko-KR" w:bidi="ar-SA"/>
-          <w:rFonts w:ascii="맑은 고딕" w:eastAsia="맑은 고딕" w:hAnsi="맑은 고딕" w:cs="맑은 고딕" w:hint="eastAsia"/>
-          <w:b/>
-          <w:bCs/>
-          <w:szCs w:val="22"/>
-          <w:kern w:val="2"/>
-          <w:rtl w:val="off"/>
-        </w:rPr>
-      </w:pPr>
-      <w:r>
-        <w:rPr>
-          <w:lang w:val="en-US" w:eastAsia="ko-KR" w:bidi="ar-SA"/>
-          <w:rFonts w:ascii="맑은 고딕" w:eastAsia="맑은 고딕" w:hAnsi="맑은 고딕" w:cs="맑은 고딕"/>
-          <w:b/>
-          <w:bCs/>
-          <w:szCs w:val="22"/>
-          <w:kern w:val="2"/>
-          <w:rtl w:val="off"/>
+          <w:rFonts w:ascii="맑은 고딕" w:eastAsia="맑은 고딕" w:hAnsi="맑은 고딕" w:cs="맑은 고딕"/>
+          <w:b/>
+          <w:bCs/>
         </w:rPr>
         <w:t>모든 gltf를 dds로 했을 때와 png로 했을 때의 차이 파일 로딩 시 png에서 더 많은 시간이 든다.</w:t>
       </w:r>
     </w:p>
     <w:p>
       <w:pPr>
-        <w:autoSpaceDE w:val="off"/>
-        <w:autoSpaceDN w:val="off"/>
-        <w:widowControl w:val="off"/>
-        <w:wordWrap w:val="off"/>
         <w:jc w:val="left"/>
-        <w:spacing w:after="160" w:line="259" w:lineRule="auto"/>
-        <w:rPr>
-          <w:lang w:val="en-US" w:eastAsia="ko-KR" w:bidi="ar-SA"/>
-          <w:rFonts w:ascii="맑은 고딕" w:eastAsia="맑은 고딕" w:hAnsi="맑은 고딕" w:cs="맑은 고딕" w:hint="eastAsia"/>
-          <w:b/>
-          <w:bCs/>
-          <w:szCs w:val="22"/>
-          <w:kern w:val="2"/>
-          <w:rtl w:val="off"/>
+        <w:rPr>
+          <w:rFonts w:ascii="맑은 고딕" w:eastAsia="맑은 고딕" w:hAnsi="맑은 고딕" w:cs="맑은 고딕"/>
+          <w:b/>
+          <w:bCs/>
         </w:rPr>
       </w:pPr>
       <w:r>
         <w:rPr>
-          <w:lang w:val="en-US" w:eastAsia="ko-KR" w:bidi="ar-SA"/>
-          <w:rFonts w:ascii="맑은 고딕" w:eastAsia="맑은 고딕" w:hAnsi="맑은 고딕" w:cs="맑은 고딕"/>
-          <w:b/>
-          <w:bCs/>
-          <w:szCs w:val="22"/>
-          <w:kern w:val="2"/>
-          <w:rtl w:val="off"/>
+          <w:rFonts w:ascii="맑은 고딕" w:eastAsia="맑은 고딕" w:hAnsi="맑은 고딕" w:cs="맑은 고딕"/>
+          <w:b/>
+          <w:bCs/>
         </w:rPr>
         <w:t>dds는 1초 안에 모든 파일의 로딩이 완료되었지만 png는 4초 정도의 시간이 들었다.</w:t>
       </w:r>
     </w:p>
     <w:p>
       <w:pPr>
-        <w:autoSpaceDE w:val="off"/>
-        <w:autoSpaceDN w:val="off"/>
-        <w:widowControl w:val="off"/>
-        <w:wordWrap w:val="off"/>
         <w:jc w:val="left"/>
-        <w:spacing w:after="160" w:line="259" w:lineRule="auto"/>
-        <w:rPr>
-          <w:lang w:val="en-US" w:eastAsia="ko-KR" w:bidi="ar-SA"/>
-          <w:rFonts w:ascii="맑은 고딕" w:eastAsia="맑은 고딕" w:hAnsi="맑은 고딕" w:cs="맑은 고딕" w:hint="eastAsia"/>
-          <w:b/>
-          <w:bCs/>
-          <w:szCs w:val="22"/>
-          <w:kern w:val="2"/>
-          <w:rtl w:val="off"/>
-        </w:rPr>
-      </w:pPr>
-    </w:p>
-    <w:p>
-      <w:pPr>
-        <w:autoSpaceDE w:val="off"/>
-        <w:autoSpaceDN w:val="off"/>
-        <w:widowControl w:val="off"/>
-        <w:wordWrap w:val="off"/>
+        <w:rPr>
+          <w:rFonts w:ascii="맑은 고딕" w:eastAsia="맑은 고딕" w:hAnsi="맑은 고딕" w:cs="맑은 고딕"/>
+          <w:b/>
+          <w:bCs/>
+        </w:rPr>
+      </w:pPr>
+    </w:p>
+    <w:p>
+      <w:pPr>
         <w:jc w:val="left"/>
-        <w:spacing w:after="160" w:line="259" w:lineRule="auto"/>
-        <w:rPr>
-          <w:lang w:val="en-US" w:eastAsia="ko-KR" w:bidi="ar-SA"/>
-          <w:rFonts w:ascii="맑은 고딕" w:eastAsia="맑은 고딕" w:hAnsi="맑은 고딕" w:cs="맑은 고딕"/>
-          <w:b/>
-          <w:bCs/>
-          <w:szCs w:val="22"/>
-          <w:kern w:val="2"/>
-          <w:rtl w:val="off"/>
+        <w:rPr>
+          <w:rFonts w:ascii="맑은 고딕" w:eastAsia="맑은 고딕" w:hAnsi="맑은 고딕" w:cs="맑은 고딕"/>
+          <w:b/>
+          <w:bCs/>
         </w:rPr>
       </w:pPr>
       <w:r>
         <w:rPr>
-          <w:lang w:eastAsia="ko-KR"/>
-          <w:b/>
-          <w:bCs/>
-          <w:rtl w:val="off"/>
+          <w:b/>
+          <w:bCs/>
         </w:rPr>
         <w:t>Q, E로 상하 이동 추가 -&gt; 필드를 깔았을 때 점프로 변경 예정</w:t>
       </w:r>
     </w:p>
     <w:p>
       <w:pPr>
+        <w:widowControl/>
+        <w:wordWrap/>
         <w:autoSpaceDE/>
         <w:autoSpaceDN/>
-        <w:widowControl/>
-        <w:wordWrap/>
+        <w:spacing w:before="100" w:beforeAutospacing="1" w:after="100" w:afterAutospacing="1" w:line="240" w:lineRule="auto"/>
         <w:jc w:val="left"/>
-        <w:spacing w:after="100" w:afterAutospacing="1" w:before="100" w:beforeAutospacing="1" w:line="240" w:lineRule="auto"/>
         <w:rPr>
           <w:rFonts w:ascii="굴림" w:eastAsia="굴림" w:hAnsi="굴림" w:cs="굴림"/>
+          <w:kern w:val="0"/>
           <w:sz w:val="18"/>
           <w:szCs w:val="24"/>
-          <w:kern w:val="0"/>
         </w:rPr>
       </w:pPr>
     </w:p>
@@ -992,7 +705,7 @@
       </w:tblGrid>
       <w:tr>
         <w:trPr>
-          <w:trHeight w:val="1692" w:hRule="atLeast"/>
+          <w:trHeight w:val="1692"/>
         </w:trPr>
         <w:tc>
           <w:tcPr>
@@ -1013,6 +726,7 @@
                 <w:b/>
                 <w:sz w:val="22"/>
               </w:rPr>
+              <w:lastRenderedPageBreak/>
               <w:t>문제점 정리</w:t>
             </w:r>
           </w:p>
@@ -1067,7 +781,7 @@
       </w:tr>
       <w:tr>
         <w:trPr>
-          <w:trHeight w:val="590" w:hRule="atLeast"/>
+          <w:trHeight w:val="590"/>
         </w:trPr>
         <w:tc>
           <w:tcPr>
@@ -1099,36 +813,21 @@
           </w:tcPr>
           <w:p>
             <w:pPr>
-              <w:autoSpaceDE w:val="off"/>
-              <w:autoSpaceDN w:val="off"/>
-              <w:widowControl w:val="off"/>
-              <w:wordWrap w:val="off"/>
-              <w:jc w:val="center"/>
               <w:spacing w:after="160" w:line="259" w:lineRule="auto"/>
-              <w:rPr>
-                <w:lang w:val="en-US" w:eastAsia="ko-KR" w:bidi="ar-SA"/>
-                <w:rFonts w:ascii="맑은 고딕" w:eastAsia="맑은 고딕" w:hAnsi="맑은 고딕" w:cs="맑은 고딕" w:hint="eastAsia"/>
-                <w:b/>
-                <w:sz w:val="22"/>
-                <w:szCs w:val="22"/>
-                <w:kern w:val="2"/>
-              </w:rPr>
-            </w:pPr>
-            <w:r>
-              <w:rPr>
-                <w:rFonts w:hint="eastAsia"/>
-                <w:b/>
-                <w:sz w:val="22"/>
-              </w:rPr>
-              <w:t>1</w:t>
-            </w:r>
-            <w:r>
-              <w:rPr>
-                <w:rFonts w:hint="eastAsia"/>
-                <w:b/>
-                <w:sz w:val="22"/>
-              </w:rPr>
-              <w:t>4</w:t>
+              <w:jc w:val="center"/>
+              <w:rPr>
+                <w:rFonts w:ascii="맑은 고딕" w:eastAsia="맑은 고딕" w:hAnsi="맑은 고딕" w:cs="맑은 고딕"/>
+                <w:b/>
+                <w:sz w:val="22"/>
+              </w:rPr>
+            </w:pPr>
+            <w:r>
+              <w:rPr>
+                <w:rFonts w:hint="eastAsia"/>
+                <w:b/>
+                <w:sz w:val="22"/>
+              </w:rPr>
+              <w:t>14</w:t>
             </w:r>
           </w:p>
         </w:tc>
@@ -1163,79 +862,20 @@
           <w:p>
             <w:pPr>
               <w:jc w:val="center"/>
-              <w:rPr>
-                <w:rFonts w:hint="eastAsia"/>
-              </w:rPr>
-            </w:pPr>
-            <w:r>
-              <w:rPr>
-                <w:rFonts w:hint="eastAsia"/>
-                <w:b/>
-              </w:rPr>
-              <w:t>2025.</w:t>
-            </w:r>
-            <w:r>
-              <w:rPr>
-                <w:rFonts w:hint="eastAsia"/>
-                <w:b/>
-              </w:rPr>
-              <w:t>1</w:t>
-            </w:r>
-            <w:r>
-              <w:rPr>
-                <w:rFonts w:hint="eastAsia"/>
-                <w:b/>
-              </w:rPr>
-              <w:t>1.</w:t>
-            </w:r>
-            <w:r>
-              <w:rPr>
-                <w:rFonts w:hint="eastAsia"/>
-                <w:b/>
-              </w:rPr>
-              <w:t>17</w:t>
-            </w:r>
-            <w:r>
-              <w:rPr>
-                <w:rFonts w:hint="eastAsia"/>
-                <w:b/>
-              </w:rPr>
-              <w:t xml:space="preserve"> ~ 2025.</w:t>
-            </w:r>
-            <w:r>
-              <w:rPr>
-                <w:rFonts w:hint="eastAsia"/>
-                <w:b/>
-              </w:rPr>
-              <w:t>1</w:t>
-            </w:r>
-            <w:r>
-              <w:rPr>
-                <w:rFonts w:hint="eastAsia"/>
-                <w:b/>
-              </w:rPr>
-              <w:t>1</w:t>
-            </w:r>
-            <w:r>
-              <w:rPr>
-                <w:rFonts w:hint="eastAsia"/>
-                <w:b/>
-              </w:rPr>
-              <w:t>.</w:t>
-            </w:r>
-            <w:r>
-              <w:rPr>
-                <w:rFonts w:hint="eastAsia"/>
-                <w:b/>
-              </w:rPr>
-              <w:t>23</w:t>
+            </w:pPr>
+            <w:r>
+              <w:rPr>
+                <w:rFonts w:hint="eastAsia"/>
+                <w:b/>
+              </w:rPr>
+              <w:t>2025.11.17 ~ 2025.11.23</w:t>
             </w:r>
           </w:p>
         </w:tc>
       </w:tr>
       <w:tr>
         <w:trPr>
-          <w:trHeight w:val="1520" w:hRule="atLeast"/>
+          <w:trHeight w:val="1520"/>
         </w:trPr>
         <w:tc>
           <w:tcPr>
@@ -1277,7 +917,7 @@
       </w:tr>
       <w:tr>
         <w:trPr>
-          <w:trHeight w:val="1963" w:hRule="atLeast"/>
+          <w:trHeight w:val="1963"/>
         </w:trPr>
         <w:tc>
           <w:tcPr>
@@ -1354,20 +994,20 @@
 </file>
 
 <file path=word/styles.xml><?xml version="1.0" encoding="utf-8"?>
-<w:styles xmlns:r="http://schemas.openxmlformats.org/officeDocument/2006/relationships" xmlns:w="http://schemas.openxmlformats.org/wordprocessingml/2006/main">
+<w:styles xmlns:mc="http://schemas.openxmlformats.org/markup-compatibility/2006" xmlns:r="http://schemas.openxmlformats.org/officeDocument/2006/relationships" xmlns:w="http://schemas.openxmlformats.org/wordprocessingml/2006/main" xmlns:w14="http://schemas.microsoft.com/office/word/2010/wordml" xmlns:w15="http://schemas.microsoft.com/office/word/2012/wordml" xmlns:w16cex="http://schemas.microsoft.com/office/word/2018/wordml/cex" xmlns:w16cid="http://schemas.microsoft.com/office/word/2016/wordml/cid" xmlns:w16="http://schemas.microsoft.com/office/word/2018/wordml" xmlns:w16du="http://schemas.microsoft.com/office/word/2023/wordml/word16du" xmlns:w16sdtdh="http://schemas.microsoft.com/office/word/2020/wordml/sdtdatahash" xmlns:w16sdtfl="http://schemas.microsoft.com/office/word/2024/wordml/sdtformatlock" xmlns:w16se="http://schemas.microsoft.com/office/word/2015/wordml/symex" mc:Ignorable="w14 w15 w16se w16cid w16 w16cex w16sdtdh w16sdtfl w16du">
   <w:docDefaults>
     <w:rPrDefault>
       <w:rPr>
+        <w:rFonts w:asciiTheme="minorHAnsi" w:eastAsiaTheme="minorEastAsia" w:hAnsiTheme="minorHAnsi" w:cstheme="minorEastAsia"/>
+        <w:kern w:val="2"/>
+        <w:szCs w:val="22"/>
         <w:lang w:val="en-US" w:eastAsia="ko-KR" w:bidi="ar-SA"/>
-        <w:rFonts w:asciiTheme="minorHAnsi" w:eastAsiaTheme="minorEastAsia" w:hAnsiTheme="minorHAnsi" w:cstheme="minorEastAsia"/>
-        <w:szCs w:val="22"/>
-        <w:kern w:val="2"/>
       </w:rPr>
     </w:rPrDefault>
     <w:pPrDefault>
       <w:pPr>
+        <w:spacing w:after="160" w:line="259" w:lineRule="auto"/>
         <w:jc w:val="both"/>
-        <w:spacing w:after="160" w:line="259" w:lineRule="auto"/>
       </w:pPr>
     </w:pPrDefault>
   </w:docDefaults>
@@ -1466,7 +1106,7 @@
     <w:lsdException w:name="E-mail Signature" w:semiHidden="1" w:unhideWhenUsed="1"/>
     <w:lsdException w:name="HTML Top of Form" w:semiHidden="1" w:unhideWhenUsed="1"/>
     <w:lsdException w:name="HTML Bottom of Form" w:semiHidden="1" w:unhideWhenUsed="1"/>
-    <w:lsdException w:name="Normal (Web)" w:semiHidden="1" w:uiPriority="339" w:unhideWhenUsed="1"/>
+    <w:lsdException w:name="Normal (Web)" w:semiHidden="1" w:unhideWhenUsed="1"/>
     <w:lsdException w:name="HTML Acronym" w:semiHidden="1" w:unhideWhenUsed="1"/>
     <w:lsdException w:name="HTML Address" w:semiHidden="1" w:unhideWhenUsed="1"/>
     <w:lsdException w:name="HTML Cite" w:semiHidden="1" w:unhideWhenUsed="1"/>
@@ -1642,16 +1282,16 @@
     <w:lsdException w:name="Smart Hyperlink" w:semiHidden="1" w:unhideWhenUsed="1"/>
     <w:lsdException w:name="Hashtag" w:semiHidden="1" w:unhideWhenUsed="1"/>
     <w:lsdException w:name="Unresolved Mention" w:semiHidden="1" w:unhideWhenUsed="1"/>
-    <w:lsdException w:name="Smart Link" w:semiHidden="1" w:uiPriority="339" w:unhideWhenUsed="1"/>
+    <w:lsdException w:name="Smart Link" w:semiHidden="1" w:unhideWhenUsed="1"/>
   </w:latentStyles>
   <w:style w:type="paragraph" w:default="1" w:styleId="a">
     <w:name w:val="Normal"/>
     <w:qFormat/>
     <w:pPr>
-      <w:autoSpaceDE w:val="off"/>
-      <w:autoSpaceDN w:val="off"/>
-      <w:widowControl w:val="off"/>
-      <w:wordWrap w:val="off"/>
+      <w:widowControl w:val="0"/>
+      <w:wordWrap w:val="0"/>
+      <w:autoSpaceDE w:val="0"/>
+      <w:autoSpaceDN w:val="0"/>
     </w:pPr>
   </w:style>
   <w:style w:type="character" w:default="1" w:styleId="a0">
@@ -1683,8 +1323,8 @@
   </w:style>
   <w:style w:type="table" w:customStyle="1" w:styleId="1">
     <w:name w:val="표 구분선1"/>
+    <w:basedOn w:val="a1"/>
     <w:uiPriority w:val="39"/>
-    <w:basedOn w:val="a1"/>
     <w:pPr>
       <w:spacing w:after="0" w:line="240" w:lineRule="auto"/>
     </w:pPr>
@@ -1701,8 +1341,8 @@
   </w:style>
   <w:style w:type="paragraph" w:styleId="a3">
     <w:name w:val="List Paragraph"/>
+    <w:basedOn w:val="a"/>
     <w:uiPriority w:val="34"/>
-    <w:basedOn w:val="a"/>
     <w:qFormat/>
     <w:pPr>
       <w:ind w:leftChars="400" w:left="800"/>
@@ -1710,43 +1350,43 @@
   </w:style>
   <w:style w:type="paragraph" w:styleId="a4">
     <w:name w:val="header"/>
-    <w:uiPriority w:val="99"/>
     <w:basedOn w:val="a"/>
     <w:link w:val="Char"/>
+    <w:uiPriority w:val="99"/>
     <w:unhideWhenUsed/>
     <w:pPr>
-      <w:snapToGrid w:val="0"/>
       <w:tabs>
         <w:tab w:val="center" w:pos="4513"/>
         <w:tab w:val="right" w:pos="9026"/>
       </w:tabs>
+      <w:snapToGrid w:val="0"/>
     </w:pPr>
   </w:style>
   <w:style w:type="character" w:customStyle="1" w:styleId="Char">
     <w:name w:val="머리글 Char"/>
-    <w:uiPriority w:val="99"/>
     <w:basedOn w:val="a0"/>
     <w:link w:val="a4"/>
+    <w:uiPriority w:val="99"/>
   </w:style>
   <w:style w:type="paragraph" w:styleId="a5">
     <w:name w:val="footer"/>
-    <w:uiPriority w:val="99"/>
     <w:basedOn w:val="a"/>
     <w:link w:val="Char0"/>
+    <w:uiPriority w:val="99"/>
     <w:unhideWhenUsed/>
     <w:pPr>
-      <w:snapToGrid w:val="0"/>
       <w:tabs>
         <w:tab w:val="center" w:pos="4513"/>
         <w:tab w:val="right" w:pos="9026"/>
       </w:tabs>
+      <w:snapToGrid w:val="0"/>
     </w:pPr>
   </w:style>
   <w:style w:type="character" w:customStyle="1" w:styleId="Char0">
     <w:name w:val="바닥글 Char"/>
-    <w:uiPriority w:val="99"/>
     <w:basedOn w:val="a0"/>
     <w:link w:val="a5"/>
+    <w:uiPriority w:val="99"/>
   </w:style>
   <w:style w:type="character" w:styleId="a6">
     <w:name w:val="Hyperlink"/>
@@ -1754,7 +1394,7 @@
     <w:unhideWhenUsed/>
     <w:rPr>
       <w:color w:val="0563C1"/>
-      <w:u w:val="single" w:color="auto"/>
+      <w:u w:val="single"/>
     </w:rPr>
   </w:style>
   <w:style w:type="character" w:customStyle="1" w:styleId="10">
@@ -1769,8 +1409,8 @@
   </w:style>
   <w:style w:type="character" w:styleId="HTML">
     <w:name w:val="HTML Code"/>
+    <w:basedOn w:val="a0"/>
     <w:uiPriority w:val="99"/>
-    <w:basedOn w:val="a0"/>
     <w:semiHidden/>
     <w:unhideWhenUsed/>
     <w:rPr>
@@ -1781,8 +1421,8 @@
   </w:style>
   <w:style w:type="character" w:styleId="a7">
     <w:name w:val="Strong"/>
+    <w:basedOn w:val="a0"/>
     <w:uiPriority w:val="22"/>
-    <w:basedOn w:val="a0"/>
     <w:qFormat/>
     <w:rPr>
       <w:b/>
@@ -1791,8 +1431,8 @@
   </w:style>
   <w:style w:type="paragraph" w:styleId="a8">
     <w:name w:val="Normal (Web)"/>
+    <w:basedOn w:val="a"/>
     <w:uiPriority w:val="99"/>
-    <w:basedOn w:val="a"/>
     <w:unhideWhenUsed/>
     <w:rPr>
       <w:rFonts w:ascii="Times New Roman" w:hAnsi="Times New Roman" w:cs="Times New Roman"/>

--- a/작업일지/14주차.docx
+++ b/작업일지/14주차.docx
@@ -232,14 +232,14 @@
                 <w:rFonts w:hint="eastAsia"/>
                 <w:b/>
               </w:rPr>
-              <w:t>2025.11.1</w:t>
-            </w:r>
-            <w:r>
-              <w:rPr>
-                <w:rFonts w:hint="eastAsia"/>
-                <w:b/>
-              </w:rPr>
-              <w:t>7</w:t>
+              <w:t>2025.11.</w:t>
+            </w:r>
+            <w:r>
+              <w:rPr>
+                <w:rFonts w:hint="eastAsia"/>
+                <w:b/>
+              </w:rPr>
+              <w:t>10</w:t>
             </w:r>
             <w:r>
               <w:rPr>
@@ -253,7 +253,7 @@
                 <w:rFonts w:hint="eastAsia"/>
                 <w:b/>
               </w:rPr>
-              <w:t>23</w:t>
+              <w:t>16</w:t>
             </w:r>
           </w:p>
         </w:tc>
@@ -991,6 +991,56 @@
     </w:sectPr>
   </w:body>
 </w:document>
+</file>
+
+<file path=word/endnotes.xml><?xml version="1.0" encoding="utf-8"?>
+<w:endnotes xmlns:wpc="http://schemas.microsoft.com/office/word/2010/wordprocessingCanvas" xmlns:cx="http://schemas.microsoft.com/office/drawing/2014/chartex" xmlns:cx1="http://schemas.microsoft.com/office/drawing/2015/9/8/chartex" xmlns:cx2="http://schemas.microsoft.com/office/drawing/2015/10/21/chartex" xmlns:cx3="http://schemas.microsoft.com/office/drawing/2016/5/9/chartex" xmlns:cx4="http://schemas.microsoft.com/office/drawing/2016/5/10/chartex" xmlns:cx5="http://schemas.microsoft.com/office/drawing/2016/5/11/chartex" xmlns:cx6="http://schemas.microsoft.com/office/drawing/2016/5/12/chartex" xmlns:cx7="http://schemas.microsoft.com/office/drawing/2016/5/13/chartex" xmlns:cx8="http://schemas.microsoft.com/office/drawing/2016/5/14/chartex" xmlns:mc="http://schemas.openxmlformats.org/markup-compatibility/2006" xmlns:aink="http://schemas.microsoft.com/office/drawing/2016/ink" xmlns:am3d="http://schemas.microsoft.com/office/drawing/2017/model3d" xmlns:o="urn:schemas-microsoft-com:office:office" xmlns:oel="http://schemas.microsoft.com/office/2019/extlst" xmlns:r="http://schemas.openxmlformats.org/officeDocument/2006/relationships" xmlns:m="http://schemas.openxmlformats.org/officeDocument/2006/math" xmlns:v="urn:schemas-microsoft-com:vml" xmlns:wp14="http://schemas.microsoft.com/office/word/2010/wordprocessingDrawing" xmlns:wp="http://schemas.openxmlformats.org/drawingml/2006/wordprocessingDrawing" xmlns:w10="urn:schemas-microsoft-com:office:word" xmlns:w="http://schemas.openxmlformats.org/wordprocessingml/2006/main" xmlns:w14="http://schemas.microsoft.com/office/word/2010/wordml" xmlns:w15="http://schemas.microsoft.com/office/word/2012/wordml" xmlns:w16cex="http://schemas.microsoft.com/office/word/2018/wordml/cex" xmlns:w16cid="http://schemas.microsoft.com/office/word/2016/wordml/cid" xmlns:w16="http://schemas.microsoft.com/office/word/2018/wordml" xmlns:w16du="http://schemas.microsoft.com/office/word/2023/wordml/word16du" xmlns:w16sdtdh="http://schemas.microsoft.com/office/word/2020/wordml/sdtdatahash" xmlns:w16sdtfl="http://schemas.microsoft.com/office/word/2024/wordml/sdtformatlock" xmlns:w16se="http://schemas.microsoft.com/office/word/2015/wordml/symex" xmlns:wpg="http://schemas.microsoft.com/office/word/2010/wordprocessingGroup" xmlns:wpi="http://schemas.microsoft.com/office/word/2010/wordprocessingInk" xmlns:wne="http://schemas.microsoft.com/office/word/2006/wordml" xmlns:wps="http://schemas.microsoft.com/office/word/2010/wordprocessingShape" mc:Ignorable="w14 w15 w16se w16cid w16 w16cex w16sdtdh w16sdtfl w16du wp14">
+  <w:endnote w:type="separator" w:id="-1">
+    <w:p>
+      <w:pPr>
+        <w:spacing w:after="0" w:line="240" w:lineRule="auto"/>
+      </w:pPr>
+      <w:r>
+        <w:separator/>
+      </w:r>
+    </w:p>
+  </w:endnote>
+  <w:endnote w:type="continuationSeparator" w:id="0">
+    <w:p>
+      <w:pPr>
+        <w:spacing w:after="0" w:line="240" w:lineRule="auto"/>
+      </w:pPr>
+      <w:r>
+        <w:continuationSeparator/>
+      </w:r>
+    </w:p>
+  </w:endnote>
+</w:endnotes>
+</file>
+
+<file path=word/footnotes.xml><?xml version="1.0" encoding="utf-8"?>
+<w:footnotes xmlns:wpc="http://schemas.microsoft.com/office/word/2010/wordprocessingCanvas" xmlns:cx="http://schemas.microsoft.com/office/drawing/2014/chartex" xmlns:cx1="http://schemas.microsoft.com/office/drawing/2015/9/8/chartex" xmlns:cx2="http://schemas.microsoft.com/office/drawing/2015/10/21/chartex" xmlns:cx3="http://schemas.microsoft.com/office/drawing/2016/5/9/chartex" xmlns:cx4="http://schemas.microsoft.com/office/drawing/2016/5/10/chartex" xmlns:cx5="http://schemas.microsoft.com/office/drawing/2016/5/11/chartex" xmlns:cx6="http://schemas.microsoft.com/office/drawing/2016/5/12/chartex" xmlns:cx7="http://schemas.microsoft.com/office/drawing/2016/5/13/chartex" xmlns:cx8="http://schemas.microsoft.com/office/drawing/2016/5/14/chartex" xmlns:mc="http://schemas.openxmlformats.org/markup-compatibility/2006" xmlns:aink="http://schemas.microsoft.com/office/drawing/2016/ink" xmlns:am3d="http://schemas.microsoft.com/office/drawing/2017/model3d" xmlns:o="urn:schemas-microsoft-com:office:office" xmlns:oel="http://schemas.microsoft.com/office/2019/extlst" xmlns:r="http://schemas.openxmlformats.org/officeDocument/2006/relationships" xmlns:m="http://schemas.openxmlformats.org/officeDocument/2006/math" xmlns:v="urn:schemas-microsoft-com:vml" xmlns:wp14="http://schemas.microsoft.com/office/word/2010/wordprocessingDrawing" xmlns:wp="http://schemas.openxmlformats.org/drawingml/2006/wordprocessingDrawing" xmlns:w10="urn:schemas-microsoft-com:office:word" xmlns:w="http://schemas.openxmlformats.org/wordprocessingml/2006/main" xmlns:w14="http://schemas.microsoft.com/office/word/2010/wordml" xmlns:w15="http://schemas.microsoft.com/office/word/2012/wordml" xmlns:w16cex="http://schemas.microsoft.com/office/word/2018/wordml/cex" xmlns:w16cid="http://schemas.microsoft.com/office/word/2016/wordml/cid" xmlns:w16="http://schemas.microsoft.com/office/word/2018/wordml" xmlns:w16du="http://schemas.microsoft.com/office/word/2023/wordml/word16du" xmlns:w16sdtdh="http://schemas.microsoft.com/office/word/2020/wordml/sdtdatahash" xmlns:w16sdtfl="http://schemas.microsoft.com/office/word/2024/wordml/sdtformatlock" xmlns:w16se="http://schemas.microsoft.com/office/word/2015/wordml/symex" xmlns:wpg="http://schemas.microsoft.com/office/word/2010/wordprocessingGroup" xmlns:wpi="http://schemas.microsoft.com/office/word/2010/wordprocessingInk" xmlns:wne="http://schemas.microsoft.com/office/word/2006/wordml" xmlns:wps="http://schemas.microsoft.com/office/word/2010/wordprocessingShape" mc:Ignorable="w14 w15 w16se w16cid w16 w16cex w16sdtdh w16sdtfl w16du wp14">
+  <w:footnote w:type="separator" w:id="-1">
+    <w:p>
+      <w:pPr>
+        <w:spacing w:after="0" w:line="240" w:lineRule="auto"/>
+      </w:pPr>
+      <w:r>
+        <w:separator/>
+      </w:r>
+    </w:p>
+  </w:footnote>
+  <w:footnote w:type="continuationSeparator" w:id="0">
+    <w:p>
+      <w:pPr>
+        <w:spacing w:after="0" w:line="240" w:lineRule="auto"/>
+      </w:pPr>
+      <w:r>
+        <w:continuationSeparator/>
+      </w:r>
+    </w:p>
+  </w:footnote>
+</w:footnotes>
 </file>
 
 <file path=word/styles.xml><?xml version="1.0" encoding="utf-8"?>
